--- a/2022/Revision Batch/V2022.1.000/CF2R/2022-CF2R-SRA-01-E-SolarReadiness-NewConstruction.docx
+++ b/2022/Revision Batch/V2022.1.000/CF2R/2022-CF2R-SRA-01-E-SolarReadiness-NewConstruction.docx
@@ -1198,25 +1198,7 @@
                 <w:sz w:val="18"/>
                 <w:szCs w:val="18"/>
               </w:rPr>
-              <w:t xml:space="preserve">The </w:t>
-            </w:r>
-            <w:proofErr w:type="gramStart"/>
-            <w:r>
-              <w:rPr>
-                <w:rFonts w:asciiTheme="minorHAnsi" w:hAnsiTheme="minorHAnsi"/>
-                <w:sz w:val="18"/>
-                <w:szCs w:val="18"/>
-              </w:rPr>
-              <w:t>single family</w:t>
-            </w:r>
-            <w:proofErr w:type="gramEnd"/>
-            <w:r>
-              <w:rPr>
-                <w:rFonts w:asciiTheme="minorHAnsi" w:hAnsiTheme="minorHAnsi"/>
-                <w:sz w:val="18"/>
-                <w:szCs w:val="18"/>
-              </w:rPr>
-              <w:t xml:space="preserve"> residence is located in a </w:t>
+              <w:t xml:space="preserve">The single family residence is located in a </w:t>
             </w:r>
             <w:r>
               <w:rPr>
@@ -2025,25 +2007,7 @@
                 <w:sz w:val="18"/>
                 <w:szCs w:val="18"/>
               </w:rPr>
-              <w:t xml:space="preserve">Appendix JA5 and </w:t>
-            </w:r>
-            <w:proofErr w:type="gramStart"/>
-            <w:r>
-              <w:rPr>
-                <w:rFonts w:asciiTheme="minorHAnsi" w:hAnsiTheme="minorHAnsi"/>
-                <w:sz w:val="18"/>
-                <w:szCs w:val="18"/>
-              </w:rPr>
-              <w:t>are capable of receiving</w:t>
-            </w:r>
-            <w:proofErr w:type="gramEnd"/>
-            <w:r>
-              <w:rPr>
-                <w:rFonts w:asciiTheme="minorHAnsi" w:hAnsiTheme="minorHAnsi"/>
-                <w:sz w:val="18"/>
-                <w:szCs w:val="18"/>
-              </w:rPr>
-              <w:t xml:space="preserve"> and responding to Demand Response Signals prior to granting of an occupancy permit by the enforcing agency.</w:t>
+              <w:t>Appendix JA5 and are capable of receiving and responding to Demand Response Signals prior to granting of an occupancy permit by the enforcing agency.</w:t>
             </w:r>
           </w:p>
         </w:tc>
@@ -2684,21 +2648,7 @@
               <w:rPr>
                 <w:rFonts w:asciiTheme="minorHAnsi" w:hAnsiTheme="minorHAnsi" w:cstheme="minorHAnsi"/>
               </w:rPr>
-              <w:t xml:space="preserve">The constructed or installed features, materials, </w:t>
-            </w:r>
-            <w:proofErr w:type="gramStart"/>
-            <w:r>
-              <w:rPr>
-                <w:rFonts w:asciiTheme="minorHAnsi" w:hAnsiTheme="minorHAnsi" w:cstheme="minorHAnsi"/>
-              </w:rPr>
-              <w:t>components</w:t>
-            </w:r>
-            <w:proofErr w:type="gramEnd"/>
-            <w:r>
-              <w:rPr>
-                <w:rFonts w:asciiTheme="minorHAnsi" w:hAnsiTheme="minorHAnsi" w:cstheme="minorHAnsi"/>
-              </w:rPr>
-              <w:t xml:space="preserve"> or manufactured devices (the installation) identified on this Certificate of Installation conforms to all applicable codes and regulations and the installation conforms to the requirements given on the Certificate of Compliance, plans, and specifications approved by the enforcement agency.</w:t>
+              <w:t>The constructed or installed features, materials, components or manufactured devices (the installation) identified on this Certificate of Installation conforms to all applicable codes and regulations and the installation conforms to the requirements given on the Certificate of Compliance, plans, and specifications approved by the enforcement agency.</w:t>
             </w:r>
           </w:p>
           <w:p>
@@ -2721,21 +2671,7 @@
               <w:rPr>
                 <w:rFonts w:asciiTheme="minorHAnsi" w:hAnsiTheme="minorHAnsi" w:cstheme="minorHAnsi"/>
               </w:rPr>
-              <w:t xml:space="preserve">I understand that a registered copy of this Certificate of Installation shall be posted or made available with the building permit(s) issued for the </w:t>
-            </w:r>
-            <w:proofErr w:type="gramStart"/>
-            <w:r>
-              <w:rPr>
-                <w:rFonts w:asciiTheme="minorHAnsi" w:hAnsiTheme="minorHAnsi" w:cstheme="minorHAnsi"/>
-              </w:rPr>
-              <w:t>building, and</w:t>
-            </w:r>
-            <w:proofErr w:type="gramEnd"/>
-            <w:r>
-              <w:rPr>
-                <w:rFonts w:asciiTheme="minorHAnsi" w:hAnsiTheme="minorHAnsi" w:cstheme="minorHAnsi"/>
-              </w:rPr>
-              <w:t xml:space="preserve"> made available to the enforcement agency for all applicable inspections, and I will take the necessary steps to ensure this requirement is accomplished. </w:t>
+              <w:t xml:space="preserve">I understand that a registered copy of this Certificate of Installation shall be posted or made available with the building permit(s) issued for the building, and made available to the enforcement agency for all applicable inspections, and I will take the necessary steps to ensure this requirement is accomplished. </w:t>
             </w:r>
           </w:p>
           <w:p>
@@ -3813,17 +3749,7 @@
           <w:sz w:val="18"/>
           <w:szCs w:val="18"/>
         </w:rPr>
-        <w:t xml:space="preserve">Alternative Efficiency </w:t>
-      </w:r>
-      <w:proofErr w:type="gramStart"/>
-      <w:r>
-        <w:rPr>
-          <w:rFonts w:asciiTheme="minorHAnsi" w:hAnsiTheme="minorHAnsi"/>
-          <w:b/>
-          <w:sz w:val="18"/>
-          <w:szCs w:val="18"/>
-        </w:rPr>
-        <w:t xml:space="preserve">Measure </w:t>
+        <w:t xml:space="preserve">Alternative Efficiency Measure </w:t>
       </w:r>
       <w:r>
         <w:rPr>
@@ -3831,16 +3757,7 @@
           <w:sz w:val="18"/>
           <w:szCs w:val="18"/>
         </w:rPr>
-        <w:t xml:space="preserve"> –</w:t>
-      </w:r>
-      <w:proofErr w:type="gramEnd"/>
-      <w:r>
-        <w:rPr>
-          <w:rFonts w:asciiTheme="minorHAnsi" w:hAnsiTheme="minorHAnsi"/>
-          <w:sz w:val="18"/>
-          <w:szCs w:val="18"/>
-        </w:rPr>
-        <w:t xml:space="preserve"> Optional table based on user selection in cell A0</w:t>
+        <w:t xml:space="preserve"> – Optional table based on user selection in cell A0</w:t>
       </w:r>
       <w:r>
         <w:rPr>
@@ -4707,7 +4624,6 @@
               </w:rPr>
               <w:t>omplies</w:t>
             </w:r>
-            <w:proofErr w:type="gramStart"/>
             <w:r>
               <w:rPr>
                 <w:rFonts w:asciiTheme="minorHAnsi" w:hAnsiTheme="minorHAnsi"/>
@@ -4724,7 +4640,6 @@
               </w:rPr>
               <w:t>;</w:t>
             </w:r>
-            <w:proofErr w:type="gramEnd"/>
           </w:p>
           <w:p>
             <w:pPr>
@@ -5441,25 +5356,7 @@
                 <w:sz w:val="18"/>
                 <w:szCs w:val="18"/>
               </w:rPr>
-              <w:t xml:space="preserve">The </w:t>
-            </w:r>
-            <w:proofErr w:type="gramStart"/>
-            <w:r>
-              <w:rPr>
-                <w:rFonts w:asciiTheme="minorHAnsi" w:hAnsiTheme="minorHAnsi"/>
-                <w:sz w:val="18"/>
-                <w:szCs w:val="18"/>
-              </w:rPr>
-              <w:t>single family</w:t>
-            </w:r>
-            <w:proofErr w:type="gramEnd"/>
-            <w:r>
-              <w:rPr>
-                <w:rFonts w:asciiTheme="minorHAnsi" w:hAnsiTheme="minorHAnsi"/>
-                <w:sz w:val="18"/>
-                <w:szCs w:val="18"/>
-              </w:rPr>
-              <w:t xml:space="preserve"> residence is located in a </w:t>
+              <w:t xml:space="preserve">The single family residence is located in a </w:t>
             </w:r>
             <w:r>
               <w:rPr>
@@ -6231,33 +6128,15 @@
                 <w:sz w:val="18"/>
                 <w:szCs w:val="18"/>
               </w:rPr>
-              <w:t>CF1R-STH-</w:t>
-            </w:r>
-            <w:proofErr w:type="gramStart"/>
-            <w:r>
-              <w:rPr>
-                <w:rFonts w:asciiTheme="minorHAnsi" w:hAnsiTheme="minorHAnsi"/>
-                <w:sz w:val="18"/>
-                <w:szCs w:val="18"/>
-              </w:rPr>
-              <w:t>01</w:t>
-            </w:r>
-            <w:r>
-              <w:rPr>
-                <w:rFonts w:asciiTheme="minorHAnsi" w:hAnsiTheme="minorHAnsi"/>
-                <w:sz w:val="18"/>
-                <w:szCs w:val="18"/>
-              </w:rPr>
-              <w:t>;</w:t>
-            </w:r>
-            <w:proofErr w:type="gramEnd"/>
-            <w:r>
-              <w:rPr>
-                <w:rFonts w:asciiTheme="minorHAnsi" w:hAnsiTheme="minorHAnsi"/>
-                <w:sz w:val="18"/>
-                <w:szCs w:val="18"/>
-              </w:rPr>
-              <w:t xml:space="preserve"> </w:t>
+              <w:t>CF1R-STH-01</w:t>
+            </w:r>
+            <w:r>
+              <w:rPr>
+                <w:rFonts w:asciiTheme="minorHAnsi" w:hAnsiTheme="minorHAnsi"/>
+                <w:sz w:val="18"/>
+                <w:szCs w:val="18"/>
+              </w:rPr>
+              <w:t xml:space="preserve">; </w:t>
             </w:r>
           </w:p>
           <w:p>
@@ -6348,16 +6227,7 @@
                 <w:sz w:val="18"/>
                 <w:szCs w:val="18"/>
               </w:rPr>
-              <w:t xml:space="preserve"> solar savings </w:t>
-            </w:r>
-            <w:proofErr w:type="gramStart"/>
-            <w:r>
-              <w:rPr>
-                <w:rFonts w:ascii="Calibri" w:hAnsi="Calibri" w:cs="Calibri"/>
-                <w:sz w:val="18"/>
-                <w:szCs w:val="18"/>
-              </w:rPr>
-              <w:t>fraction</w:t>
+              <w:t xml:space="preserve"> solar savings fraction</w:t>
             </w:r>
             <w:r>
               <w:rPr>
@@ -6367,7 +6237,6 @@
               </w:rPr>
               <w:t>;</w:t>
             </w:r>
-            <w:proofErr w:type="gramEnd"/>
             <w:r>
               <w:rPr>
                 <w:rFonts w:asciiTheme="minorHAnsi" w:hAnsiTheme="minorHAnsi"/>
@@ -7003,25 +6872,7 @@
                 <w:sz w:val="18"/>
                 <w:szCs w:val="18"/>
               </w:rPr>
-              <w:t xml:space="preserve"> and </w:t>
-            </w:r>
-            <w:proofErr w:type="gramStart"/>
-            <w:r>
-              <w:rPr>
-                <w:rFonts w:asciiTheme="minorHAnsi" w:hAnsiTheme="minorHAnsi"/>
-                <w:sz w:val="18"/>
-                <w:szCs w:val="18"/>
-              </w:rPr>
-              <w:t>are capable of receiving</w:t>
-            </w:r>
-            <w:proofErr w:type="gramEnd"/>
-            <w:r>
-              <w:rPr>
-                <w:rFonts w:asciiTheme="minorHAnsi" w:hAnsiTheme="minorHAnsi"/>
-                <w:sz w:val="18"/>
-                <w:szCs w:val="18"/>
-              </w:rPr>
-              <w:t xml:space="preserve"> and responding to Demand Response Signals prior to granting of an occupancy permit by the enforcing agency.</w:t>
+              <w:t xml:space="preserve"> and are capable of receiving and responding to Demand Response Signals prior to granting of an occupancy permit by the enforcing agency.</w:t>
             </w:r>
           </w:p>
         </w:tc>
@@ -7423,7 +7274,6 @@
       <w:tab/>
       <w:t xml:space="preserve">Registration Date/Time:  </w:t>
     </w:r>
-    <w:proofErr w:type="gramStart"/>
     <w:r>
       <w:rPr>
         <w:rFonts w:ascii="Calibri" w:hAnsi="Calibri"/>
@@ -7431,16 +7281,7 @@
         <w:szCs w:val="18"/>
       </w:rPr>
       <w:tab/>
-      <w:t xml:space="preserve">  HERS</w:t>
-    </w:r>
-    <w:proofErr w:type="gramEnd"/>
-    <w:r>
-      <w:rPr>
-        <w:rFonts w:ascii="Calibri" w:hAnsi="Calibri"/>
-        <w:sz w:val="18"/>
-        <w:szCs w:val="18"/>
-      </w:rPr>
-      <w:t xml:space="preserve"> Provider:                       </w:t>
+      <w:t xml:space="preserve">  HERS Provider:                       </w:t>
     </w:r>
   </w:p>
   <w:p>
@@ -7942,7 +7783,38 @@
               <w:bCs/>
               <w:sz w:val="20"/>
             </w:rPr>
-            <w:t>CF2R-STH-01-E</w:t>
+            <w:t>CF2R-</w:t>
+          </w:r>
+          <w:del w:id="1" w:author="Alhabibi, Haider@Energy" w:date="2022-12-28T12:44:00Z">
+            <w:r>
+              <w:rPr>
+                <w:rFonts w:asciiTheme="minorHAnsi" w:hAnsiTheme="minorHAnsi"/>
+                <w:b w:val="0"/>
+                <w:bCs/>
+                <w:sz w:val="20"/>
+              </w:rPr>
+              <w:delText>STH</w:delText>
+            </w:r>
+          </w:del>
+          <w:ins w:id="2" w:author="Alhabibi, Haider@Energy" w:date="2022-12-28T12:44:00Z">
+            <w:r>
+              <w:rPr>
+                <w:rFonts w:asciiTheme="minorHAnsi" w:hAnsiTheme="minorHAnsi"/>
+                <w:b w:val="0"/>
+                <w:bCs/>
+                <w:sz w:val="20"/>
+              </w:rPr>
+              <w:t>SRA</w:t>
+            </w:r>
+          </w:ins>
+          <w:r>
+            <w:rPr>
+              <w:rFonts w:asciiTheme="minorHAnsi" w:hAnsiTheme="minorHAnsi"/>
+              <w:b w:val="0"/>
+              <w:bCs/>
+              <w:sz w:val="20"/>
+            </w:rPr>
+            <w:t>-01-E</w:t>
           </w:r>
         </w:p>
       </w:tc>
@@ -7975,23 +7847,7 @@
               <w:rFonts w:asciiTheme="minorHAnsi" w:hAnsiTheme="minorHAnsi"/>
               <w:bCs/>
             </w:rPr>
-            <w:t xml:space="preserve">Sample Form – Not Valid </w:t>
-          </w:r>
-          <w:proofErr w:type="gramStart"/>
-          <w:r>
-            <w:rPr>
-              <w:rFonts w:asciiTheme="minorHAnsi" w:hAnsiTheme="minorHAnsi"/>
-              <w:bCs/>
-            </w:rPr>
-            <w:t>For</w:t>
-          </w:r>
-          <w:proofErr w:type="gramEnd"/>
-          <w:r>
-            <w:rPr>
-              <w:rFonts w:asciiTheme="minorHAnsi" w:hAnsiTheme="minorHAnsi"/>
-              <w:bCs/>
-            </w:rPr>
-            <w:t xml:space="preserve"> Submission To Building Departments</w:t>
+            <w:t>Sample Form – Not Valid For Submission To Building Departments</w:t>
           </w:r>
         </w:p>
       </w:tc>
@@ -8223,8 +8079,50 @@
               <w:bCs/>
               <w:sz w:val="20"/>
             </w:rPr>
-            <w:t>CF2R-STH-01-E 1</w:t>
+            <w:t>CF2R-</w:t>
           </w:r>
+          <w:del w:id="3" w:author="Alhabibi, Haider@Energy" w:date="2022-12-28T12:44:00Z">
+            <w:r>
+              <w:rPr>
+                <w:rFonts w:asciiTheme="minorHAnsi" w:hAnsiTheme="minorHAnsi"/>
+                <w:b w:val="0"/>
+                <w:bCs/>
+                <w:sz w:val="20"/>
+              </w:rPr>
+              <w:delText>STH</w:delText>
+            </w:r>
+          </w:del>
+          <w:ins w:id="4" w:author="Alhabibi, Haider@Energy" w:date="2022-12-28T12:44:00Z">
+            <w:r>
+              <w:rPr>
+                <w:rFonts w:asciiTheme="minorHAnsi" w:hAnsiTheme="minorHAnsi"/>
+                <w:b w:val="0"/>
+                <w:bCs/>
+                <w:sz w:val="20"/>
+              </w:rPr>
+              <w:t>SRA</w:t>
+            </w:r>
+          </w:ins>
+          <w:r>
+            <w:rPr>
+              <w:rFonts w:asciiTheme="minorHAnsi" w:hAnsiTheme="minorHAnsi"/>
+              <w:b w:val="0"/>
+              <w:bCs/>
+              <w:sz w:val="20"/>
+            </w:rPr>
+            <w:t xml:space="preserve">-01-E </w:t>
+          </w:r>
+          <w:del w:id="5" w:author="Alhabibi, Haider@Energy" w:date="2022-12-28T12:44:00Z">
+            <w:r>
+              <w:rPr>
+                <w:rFonts w:asciiTheme="minorHAnsi" w:hAnsiTheme="minorHAnsi"/>
+                <w:b w:val="0"/>
+                <w:bCs/>
+                <w:sz w:val="20"/>
+              </w:rPr>
+              <w:delText>1</w:delText>
+            </w:r>
+          </w:del>
         </w:p>
       </w:tc>
     </w:tr>
@@ -10843,6 +10741,14 @@
   </w:num>
   <w:numIdMacAtCleanup w:val="12"/>
 </w:numbering>
+</file>
+
+<file path=word/people.xml><?xml version="1.0" encoding="utf-8"?>
+<w15:people xmlns:wpc="http://schemas.microsoft.com/office/word/2010/wordprocessingCanvas" xmlns:cx="http://schemas.microsoft.com/office/drawing/2014/chartex" xmlns:cx1="http://schemas.microsoft.com/office/drawing/2015/9/8/chartex" xmlns:cx2="http://schemas.microsoft.com/office/drawing/2015/10/21/chartex" xmlns:cx3="http://schemas.microsoft.com/office/drawing/2016/5/9/chartex" xmlns:cx4="http://schemas.microsoft.com/office/drawing/2016/5/10/chartex" xmlns:cx5="http://schemas.microsoft.com/office/drawing/2016/5/11/chartex" xmlns:cx6="http://schemas.microsoft.com/office/drawing/2016/5/12/chartex" xmlns:cx7="http://schemas.microsoft.com/office/drawing/2016/5/13/chartex" xmlns:cx8="http://schemas.microsoft.com/office/drawing/2016/5/14/chartex" xmlns:mc="http://schemas.openxmlformats.org/markup-compatibility/2006" xmlns:aink="http://schemas.microsoft.com/office/drawing/2016/ink" xmlns:am3d="http://schemas.microsoft.com/office/drawing/2017/model3d" xmlns:o="urn:schemas-microsoft-com:office:office" xmlns:oel="http://schemas.microsoft.com/office/2019/extlst" xmlns:r="http://schemas.openxmlformats.org/officeDocument/2006/relationships" xmlns:m="http://schemas.openxmlformats.org/officeDocument/2006/math" xmlns:v="urn:schemas-microsoft-com:vml" xmlns:wp14="http://schemas.microsoft.com/office/word/2010/wordprocessingDrawing" xmlns:wp="http://schemas.openxmlformats.org/drawingml/2006/wordprocessingDrawing" xmlns:w10="urn:schemas-microsoft-com:office:word" xmlns:w="http://schemas.openxmlformats.org/wordprocessingml/2006/main" xmlns:w14="http://schemas.microsoft.com/office/word/2010/wordml" xmlns:w15="http://schemas.microsoft.com/office/word/2012/wordml" xmlns:w16cex="http://schemas.microsoft.com/office/word/2018/wordml/cex" xmlns:w16cid="http://schemas.microsoft.com/office/word/2016/wordml/cid" xmlns:w16="http://schemas.microsoft.com/office/word/2018/wordml" xmlns:w16sdtdh="http://schemas.microsoft.com/office/word/2020/wordml/sdtdatahash" xmlns:w16se="http://schemas.microsoft.com/office/word/2015/wordml/symex" xmlns:wpg="http://schemas.microsoft.com/office/word/2010/wordprocessingGroup" xmlns:wpi="http://schemas.microsoft.com/office/word/2010/wordprocessingInk" xmlns:wne="http://schemas.microsoft.com/office/word/2006/wordml" xmlns:wps="http://schemas.microsoft.com/office/word/2010/wordprocessingShape" mc:Ignorable="w14 w15 w16se w16cid w16 w16cex w16sdtdh wp14">
+  <w15:person w15:author="Alhabibi, Haider@Energy">
+    <w15:presenceInfo w15:providerId="AD" w15:userId="S::Haider.AlHabibi@energy.ca.gov::9decb8d2-95ad-4b7d-9bf6-d4373f69254c"/>
+  </w15:person>
+</w15:people>
 </file>
 
 <file path=word/styles.xml><?xml version="1.0" encoding="utf-8"?>
@@ -12165,10 +12071,6 @@
 </file>
 
 <file path=customXml/item1.xml><?xml version="1.0" encoding="utf-8"?>
-<b:Sources xmlns:b="http://schemas.openxmlformats.org/officeDocument/2006/bibliography" xmlns="http://schemas.openxmlformats.org/officeDocument/2006/bibliography" SelectedStyle="\APA.XSL" StyleName="APA Fifth Edition"/>
-</file>
-
-<file path=customXml/item2.xml><?xml version="1.0" encoding="utf-8"?>
 <?mso-contentType ?>
 <FormTemplates xmlns="http://schemas.microsoft.com/sharepoint/v3/contenttype/forms">
   <Display>DocumentLibraryForm</Display>
@@ -12177,27 +12079,12 @@
 </FormTemplates>
 </file>
 
+<file path=customXml/item2.xml><?xml version="1.0" encoding="utf-8"?>
+<b:Sources xmlns:b="http://schemas.openxmlformats.org/officeDocument/2006/bibliography" xmlns="http://schemas.openxmlformats.org/officeDocument/2006/bibliography" SelectedStyle="\APA.XSL" StyleName="APA Fifth Edition"/>
+</file>
+
 <file path=customXml/item3.xml><?xml version="1.0" encoding="utf-8"?>
-<p:properties xmlns:p="http://schemas.microsoft.com/office/2006/metadata/properties" xmlns:xsi="http://www.w3.org/2001/XMLSchema-instance" xmlns:pc="http://schemas.microsoft.com/office/infopath/2007/PartnerControls">
-  <documentManagement>
-    <b26d xmlns="785685f2-c2e1-4352-89aa-3faca8eaba52" xsi:nil="true"/>
-    <DateCCOReviewed xmlns="785685f2-c2e1-4352-89aa-3faca8eaba52" xsi:nil="true"/>
-    <oawc xmlns="785685f2-c2e1-4352-89aa-3faca8eaba52" xsi:nil="true"/>
-    <sipv xmlns="785685f2-c2e1-4352-89aa-3faca8eaba52" xsi:nil="true"/>
-    <_x0074_mv6 xmlns="785685f2-c2e1-4352-89aa-3faca8eaba52">
-      <UserInfo>
-        <DisplayName/>
-        <AccountId xsi:nil="true"/>
-        <AccountType/>
-      </UserInfo>
-    </_x0074_mv6>
-    <CCOReviewr xmlns="785685f2-c2e1-4352-89aa-3faca8eaba52" xsi:nil="true"/>
-    <TaxCatchAll xmlns="5067c814-4b34-462c-a21d-c185ff6548d2" xsi:nil="true"/>
-    <lcf76f155ced4ddcb4097134ff3c332f xmlns="785685f2-c2e1-4352-89aa-3faca8eaba52">
-      <Terms xmlns="http://schemas.microsoft.com/office/infopath/2007/PartnerControls"/>
-    </lcf76f155ced4ddcb4097134ff3c332f>
-  </documentManagement>
-</p:properties>
+<b:Sources xmlns:b="http://schemas.openxmlformats.org/officeDocument/2006/bibliography" xmlns="http://schemas.openxmlformats.org/officeDocument/2006/bibliography" SelectedStyle="\APA.XSL" StyleName="APA Fifth Edition"/>
 </file>
 
 <file path=customXml/item4.xml><?xml version="1.0" encoding="utf-8"?>
@@ -12484,10 +12371,37 @@
 </file>
 
 <file path=customXml/item5.xml><?xml version="1.0" encoding="utf-8"?>
-<b:Sources xmlns:b="http://schemas.openxmlformats.org/officeDocument/2006/bibliography" xmlns="http://schemas.openxmlformats.org/officeDocument/2006/bibliography" SelectedStyle="\APA.XSL" StyleName="APA Fifth Edition"/>
+<p:properties xmlns:p="http://schemas.microsoft.com/office/2006/metadata/properties" xmlns:xsi="http://www.w3.org/2001/XMLSchema-instance" xmlns:pc="http://schemas.microsoft.com/office/infopath/2007/PartnerControls">
+  <documentManagement>
+    <b26d xmlns="785685f2-c2e1-4352-89aa-3faca8eaba52" xsi:nil="true"/>
+    <DateCCOReviewed xmlns="785685f2-c2e1-4352-89aa-3faca8eaba52" xsi:nil="true"/>
+    <oawc xmlns="785685f2-c2e1-4352-89aa-3faca8eaba52" xsi:nil="true"/>
+    <sipv xmlns="785685f2-c2e1-4352-89aa-3faca8eaba52" xsi:nil="true"/>
+    <_x0074_mv6 xmlns="785685f2-c2e1-4352-89aa-3faca8eaba52">
+      <UserInfo>
+        <DisplayName/>
+        <AccountId xsi:nil="true"/>
+        <AccountType/>
+      </UserInfo>
+    </_x0074_mv6>
+    <CCOReviewr xmlns="785685f2-c2e1-4352-89aa-3faca8eaba52" xsi:nil="true"/>
+    <TaxCatchAll xmlns="5067c814-4b34-462c-a21d-c185ff6548d2" xsi:nil="true"/>
+    <lcf76f155ced4ddcb4097134ff3c332f xmlns="785685f2-c2e1-4352-89aa-3faca8eaba52">
+      <Terms xmlns="http://schemas.microsoft.com/office/infopath/2007/PartnerControls"/>
+    </lcf76f155ced4ddcb4097134ff3c332f>
+  </documentManagement>
+</p:properties>
 </file>
 
 <file path=customXml/itemProps1.xml><?xml version="1.0" encoding="utf-8"?>
+<ds:datastoreItem xmlns:ds="http://schemas.openxmlformats.org/officeDocument/2006/customXml" ds:itemID="{418CDAB6-76AB-4F64-B9A0-674F69A10CD9}">
+  <ds:schemaRefs>
+    <ds:schemaRef ds:uri="http://schemas.microsoft.com/sharepoint/v3/contenttype/forms"/>
+  </ds:schemaRefs>
+</ds:datastoreItem>
+</file>
+
+<file path=customXml/itemProps2.xml><?xml version="1.0" encoding="utf-8"?>
 <ds:datastoreItem xmlns:ds="http://schemas.openxmlformats.org/officeDocument/2006/customXml" ds:itemID="{E51A32CD-F127-4FDB-8522-9CEA42007ADE}">
   <ds:schemaRefs>
     <ds:schemaRef ds:uri="http://schemas.openxmlformats.org/officeDocument/2006/bibliography"/>
@@ -12495,39 +12409,40 @@
 </ds:datastoreItem>
 </file>
 
-<file path=customXml/itemProps2.xml><?xml version="1.0" encoding="utf-8"?>
-<ds:datastoreItem xmlns:ds="http://schemas.openxmlformats.org/officeDocument/2006/customXml" ds:itemID="{418CDAB6-76AB-4F64-B9A0-674F69A10CD9}">
+<file path=customXml/itemProps3.xml><?xml version="1.0" encoding="utf-8"?>
+<ds:datastoreItem xmlns:ds="http://schemas.openxmlformats.org/officeDocument/2006/customXml" ds:itemID="{0372BA53-05C9-4401-B159-19B0DB22D2D7}">
   <ds:schemaRefs>
-    <ds:schemaRef ds:uri="http://schemas.microsoft.com/sharepoint/v3/contenttype/forms"/>
-  </ds:schemaRefs>
-</ds:datastoreItem>
-</file>
-
-<file path=customXml/itemProps3.xml><?xml version="1.0" encoding="utf-8"?>
-<ds:datastoreItem xmlns:ds="http://schemas.openxmlformats.org/officeDocument/2006/customXml" ds:itemID="{34DC218D-E50E-4CF5-85DB-9A8C0CFB31BC}">
-  <ds:schemaRefs>
-    <ds:schemaRef ds:uri="http://purl.org/dc/terms/"/>
-    <ds:schemaRef ds:uri="http://schemas.microsoft.com/office/2006/metadata/properties"/>
-    <ds:schemaRef ds:uri="http://www.w3.org/XML/1998/namespace"/>
-    <ds:schemaRef ds:uri="http://purl.org/dc/elements/1.1/"/>
-    <ds:schemaRef ds:uri="http://purl.org/dc/dcmitype/"/>
-    <ds:schemaRef ds:uri="http://schemas.microsoft.com/office/2006/documentManagement/types"/>
-    <ds:schemaRef ds:uri="http://schemas.microsoft.com/office/infopath/2007/PartnerControls"/>
-    <ds:schemaRef ds:uri="http://schemas.openxmlformats.org/package/2006/metadata/core-properties"/>
-    <ds:schemaRef ds:uri="5067c814-4b34-462c-a21d-c185ff6548d2"/>
-    <ds:schemaRef ds:uri="785685f2-c2e1-4352-89aa-3faca8eaba52"/>
+    <ds:schemaRef ds:uri="http://schemas.openxmlformats.org/officeDocument/2006/bibliography"/>
   </ds:schemaRefs>
 </ds:datastoreItem>
 </file>
 
 <file path=customXml/itemProps4.xml><?xml version="1.0" encoding="utf-8"?>
-<ds:datastoreItem xmlns:ds="http://schemas.openxmlformats.org/officeDocument/2006/customXml" ds:itemID="{5F9C4DE8-5747-4A6E-8236-D55DD0D485D5}"/>
+<ds:datastoreItem xmlns:ds="http://schemas.openxmlformats.org/officeDocument/2006/customXml" ds:itemID="{5F9C4DE8-5747-4A6E-8236-D55DD0D485D5}">
+  <ds:schemaRefs>
+    <ds:schemaRef ds:uri="http://schemas.microsoft.com/office/2006/metadata/contentType"/>
+    <ds:schemaRef ds:uri="http://schemas.microsoft.com/office/2006/metadata/properties/metaAttributes"/>
+    <ds:schemaRef ds:uri="http://www.w3.org/2001/XMLSchema"/>
+    <ds:schemaRef ds:uri="http://schemas.microsoft.com/office/2006/metadata/properties"/>
+    <ds:schemaRef ds:uri="785685f2-c2e1-4352-89aa-3faca8eaba52"/>
+    <ds:schemaRef ds:uri="5067c814-4b34-462c-a21d-c185ff6548d2"/>
+    <ds:schemaRef ds:uri="http://schemas.microsoft.com/office/2006/documentManagement/types"/>
+    <ds:schemaRef ds:uri="http://schemas.microsoft.com/office/infopath/2007/PartnerControls"/>
+    <ds:schemaRef ds:uri="http://schemas.openxmlformats.org/package/2006/metadata/core-properties"/>
+    <ds:schemaRef ds:uri="http://purl.org/dc/elements/1.1/"/>
+    <ds:schemaRef ds:uri="http://purl.org/dc/terms/"/>
+    <ds:schemaRef ds:uri="http://schemas.microsoft.com/internal/obd"/>
+  </ds:schemaRefs>
+</ds:datastoreItem>
 </file>
 
 <file path=customXml/itemProps5.xml><?xml version="1.0" encoding="utf-8"?>
-<ds:datastoreItem xmlns:ds="http://schemas.openxmlformats.org/officeDocument/2006/customXml" ds:itemID="{0372BA53-05C9-4401-B159-19B0DB22D2D7}">
+<ds:datastoreItem xmlns:ds="http://schemas.openxmlformats.org/officeDocument/2006/customXml" ds:itemID="{34DC218D-E50E-4CF5-85DB-9A8C0CFB31BC}">
   <ds:schemaRefs>
-    <ds:schemaRef ds:uri="http://schemas.openxmlformats.org/officeDocument/2006/bibliography"/>
+    <ds:schemaRef ds:uri="http://schemas.microsoft.com/office/2006/metadata/properties"/>
+    <ds:schemaRef ds:uri="http://schemas.microsoft.com/office/infopath/2007/PartnerControls"/>
+    <ds:schemaRef ds:uri="785685f2-c2e1-4352-89aa-3faca8eaba52"/>
+    <ds:schemaRef ds:uri="5067c814-4b34-462c-a21d-c185ff6548d2"/>
   </ds:schemaRefs>
 </ds:datastoreItem>
 </file>